--- a/00-首页/题组Word/第一轮习题集/化学原理/电化学习题集-学生版.docx
+++ b/00-首页/题组Word/第一轮习题集/化学原理/电化学习题集-学生版.docx
@@ -5968,21 +5968,28 @@
         <w:rPr>
           <w:rFonts w:ascii="Times New Roman" w:hAnsi="Times New Roman" w:eastAsia="Times New Roman" w:cs="Times New Roman"/>
         </w:rPr>
-        <w:t xml:space="preserve"> I</w:t>
-      </w:r>
-      <w:r>
-        <w:rPr>
-          <w:rFonts w:ascii="Times New Roman" w:hAnsi="Times New Roman" w:eastAsia="Times New Roman" w:cs="Times New Roman"/>
-          <w:vertAlign w:val="subscript"/>
-        </w:rPr>
-        <w:t>2</w:t>
-      </w:r>
-      <w:r>
-        <w:rPr>
-          <w:rFonts w:ascii="Times New Roman" w:hAnsi="Times New Roman" w:eastAsia="Times New Roman" w:cs="Times New Roman"/>
-        </w:rPr>
         <w:t xml:space="preserve"> </w:t>
       </w:r>
+      <m:oMath>
+        <m:sSub>
+          <m:e>
+            <m:r>
+              <m:t>I</m:t>
+            </m:r>
+          </m:e>
+          <m:sub>
+            <m:r>
+              <m:t>2</m:t>
+            </m:r>
+          </m:sub>
+        </m:sSub>
+      </m:oMath>
+      <w:r>
+        <w:rPr>
+          <w:rFonts w:ascii="Times New Roman" w:hAnsi="Times New Roman" w:eastAsia="Times New Roman" w:cs="Times New Roman"/>
+        </w:rPr>
+        <w:t xml:space="preserve"> </w:t>
+      </w:r>
       <w:r>
         <w:rPr>
           <w:rFonts w:hint="eastAsia" w:ascii="Times New Roman" w:hAnsi="Times New Roman" w:eastAsia="FangSong" w:cs="Times New Roman"/>
@@ -5993,21 +6000,37 @@
         <w:rPr>
           <w:rFonts w:ascii="Times New Roman" w:hAnsi="Times New Roman" w:eastAsia="Times New Roman" w:cs="Times New Roman"/>
         </w:rPr>
-        <w:t xml:space="preserve"> Mn</w:t>
-      </w:r>
-      <w:r>
-        <w:rPr>
-          <w:rFonts w:ascii="Times New Roman" w:hAnsi="Times New Roman" w:eastAsia="Times New Roman" w:cs="Times New Roman"/>
-          <w:vertAlign w:val="superscript"/>
-        </w:rPr>
-        <w:t>2+</w:t>
-      </w:r>
-      <w:r>
-        <w:rPr>
-          <w:rFonts w:ascii="Times New Roman" w:hAnsi="Times New Roman" w:eastAsia="Times New Roman" w:cs="Times New Roman"/>
-        </w:rPr>
         <w:t xml:space="preserve"> </w:t>
       </w:r>
+      <m:oMath>
+        <m:r>
+          <m:t>M</m:t>
+        </m:r>
+        <m:sSup>
+          <m:e>
+            <m:r>
+              <m:t>n</m:t>
+            </m:r>
+          </m:e>
+          <m:sup>
+            <m:r>
+              <m:t>2</m:t>
+            </m:r>
+            <m:r>
+              <m:rPr>
+                <m:sty m:val="p"/>
+              </m:rPr>
+              <m:t>+</m:t>
+            </m:r>
+          </m:sup>
+        </m:sSup>
+      </m:oMath>
+      <w:r>
+        <w:rPr>
+          <w:rFonts w:ascii="Times New Roman" w:hAnsi="Times New Roman" w:eastAsia="Times New Roman" w:cs="Times New Roman"/>
+        </w:rPr>
+        <w:t xml:space="preserve"> </w:t>
+      </w:r>
       <w:r>
         <w:rPr>
           <w:rFonts w:hint="eastAsia" w:ascii="Times New Roman" w:hAnsi="Times New Roman" w:eastAsia="FangSong" w:cs="Times New Roman"/>
@@ -6018,20 +6041,39 @@
         <w:rPr>
           <w:rFonts w:ascii="Times New Roman" w:hAnsi="Times New Roman" w:eastAsia="Times New Roman" w:cs="Times New Roman"/>
         </w:rPr>
-        <w:t xml:space="preserve"> MnO</w:t>
-      </w:r>
-      <w:r>
-        <w:rPr>
-          <w:rFonts w:ascii="Times New Roman" w:hAnsi="Times New Roman" w:eastAsia="Times New Roman" w:cs="Times New Roman"/>
-          <w:vertAlign w:val="subscript"/>
-        </w:rPr>
-        <w:t>2</w:t>
-      </w:r>
-      <w:r>
-        <w:rPr>
-          <w:rFonts w:ascii="Times New Roman" w:hAnsi="Times New Roman" w:eastAsia="Times New Roman" w:cs="Times New Roman"/>
-        </w:rPr>
-        <w:t xml:space="preserve"> ?</w:t>
+        <w:t xml:space="preserve"> </w:t>
+      </w:r>
+      <m:oMath>
+        <m:r>
+          <m:t>M</m:t>
+        </m:r>
+        <m:r>
+          <m:t>n</m:t>
+        </m:r>
+        <m:sSub>
+          <m:e>
+            <m:r>
+              <m:t>O</m:t>
+            </m:r>
+          </m:e>
+          <m:sub>
+            <m:r>
+              <m:t>2</m:t>
+            </m:r>
+          </m:sub>
+        </m:sSub>
+      </m:oMath>
+      <w:r>
+        <w:rPr>
+          <w:rFonts w:ascii="Times New Roman" w:hAnsi="Times New Roman" w:eastAsia="Times New Roman" w:cs="Times New Roman"/>
+        </w:rPr>
+        <w:t xml:space="preserve"> </w:t>
+      </w:r>
+      <w:r>
+        <w:rPr>
+          <w:rFonts w:ascii="Times New Roman" w:hAnsi="Times New Roman" w:eastAsia="Times New Roman" w:cs="Times New Roman"/>
+        </w:rPr>
+        <w:t xml:space="preserve">?</w:t>
       </w:r>
     </w:p>
     <w:p>
@@ -6202,19 +6244,29 @@
           <w:numId w:val="1005"/>
         </w:numPr>
       </w:pPr>
-      <w:r>
-        <w:rPr>
-          <w:rFonts w:ascii="Times New Roman" w:hAnsi="Times New Roman" w:eastAsia="Times New Roman" w:cs="Times New Roman"/>
-        </w:rPr>
-        <w:t>Sn</w:t>
-      </w:r>
-      <w:r>
-        <w:rPr>
-          <w:rFonts w:ascii="Times New Roman" w:hAnsi="Times New Roman" w:eastAsia="Times New Roman" w:cs="Times New Roman"/>
-          <w:vertAlign w:val="superscript"/>
-        </w:rPr>
-        <w:t>2+</w:t>
-      </w:r>
+      <m:oMath>
+        <m:r>
+          <m:t>S</m:t>
+        </m:r>
+        <m:sSup>
+          <m:e>
+            <m:r>
+              <m:t>n</m:t>
+            </m:r>
+          </m:e>
+          <m:sup>
+            <m:r>
+              <m:t>2</m:t>
+            </m:r>
+            <m:r>
+              <m:rPr>
+                <m:sty m:val="p"/>
+              </m:rPr>
+              <m:t>+</m:t>
+            </m:r>
+          </m:sup>
+        </m:sSup>
+      </m:oMath>
       <w:r>
         <w:rPr>
           <w:rFonts w:ascii="Times New Roman" w:hAnsi="Times New Roman" w:eastAsia="Times New Roman" w:cs="Times New Roman"/>
@@ -6231,21 +6283,37 @@
         <w:rPr>
           <w:rFonts w:ascii="Times New Roman" w:hAnsi="Times New Roman" w:eastAsia="Times New Roman" w:cs="Times New Roman"/>
         </w:rPr>
-        <w:t xml:space="preserve"> Fe</w:t>
-      </w:r>
-      <w:r>
-        <w:rPr>
-          <w:rFonts w:ascii="Times New Roman" w:hAnsi="Times New Roman" w:eastAsia="Times New Roman" w:cs="Times New Roman"/>
-          <w:vertAlign w:val="superscript"/>
-        </w:rPr>
-        <w:t>3+</w:t>
-      </w:r>
-      <w:r>
-        <w:rPr>
-          <w:rFonts w:ascii="Times New Roman" w:hAnsi="Times New Roman" w:eastAsia="Times New Roman" w:cs="Times New Roman"/>
-        </w:rPr>
         <w:t xml:space="preserve"> </w:t>
       </w:r>
+      <m:oMath>
+        <m:r>
+          <m:t>F</m:t>
+        </m:r>
+        <m:sSup>
+          <m:e>
+            <m:r>
+              <m:t>e</m:t>
+            </m:r>
+          </m:e>
+          <m:sup>
+            <m:r>
+              <m:t>3</m:t>
+            </m:r>
+            <m:r>
+              <m:rPr>
+                <m:sty m:val="p"/>
+              </m:rPr>
+              <m:t>+</m:t>
+            </m:r>
+          </m:sup>
+        </m:sSup>
+      </m:oMath>
+      <w:r>
+        <w:rPr>
+          <w:rFonts w:ascii="Times New Roman" w:hAnsi="Times New Roman" w:eastAsia="Times New Roman" w:cs="Times New Roman"/>
+        </w:rPr>
+        <w:t xml:space="preserve"> </w:t>
+      </w:r>
       <w:r>
         <w:rPr>
           <w:rFonts w:hint="eastAsia" w:ascii="Times New Roman" w:hAnsi="Times New Roman" w:eastAsia="FangSong" w:cs="Times New Roman"/>
@@ -6256,20 +6324,42 @@
         <w:rPr>
           <w:rFonts w:ascii="Times New Roman" w:hAnsi="Times New Roman" w:eastAsia="Times New Roman" w:cs="Times New Roman"/>
         </w:rPr>
-        <w:t xml:space="preserve"> Fe</w:t>
-      </w:r>
-      <w:r>
-        <w:rPr>
-          <w:rFonts w:ascii="Times New Roman" w:hAnsi="Times New Roman" w:eastAsia="Times New Roman" w:cs="Times New Roman"/>
-          <w:vertAlign w:val="superscript"/>
-        </w:rPr>
-        <w:t>2+</w:t>
-      </w:r>
-      <w:r>
-        <w:rPr>
-          <w:rFonts w:ascii="Times New Roman" w:hAnsi="Times New Roman" w:eastAsia="Times New Roman" w:cs="Times New Roman"/>
-        </w:rPr>
-        <w:t xml:space="preserve"> ?</w:t>
+        <w:t xml:space="preserve"> </w:t>
+      </w:r>
+      <m:oMath>
+        <m:r>
+          <m:t>F</m:t>
+        </m:r>
+        <m:sSup>
+          <m:e>
+            <m:r>
+              <m:t>e</m:t>
+            </m:r>
+          </m:e>
+          <m:sup>
+            <m:r>
+              <m:t>2</m:t>
+            </m:r>
+            <m:r>
+              <m:rPr>
+                <m:sty m:val="p"/>
+              </m:rPr>
+              <m:t>+</m:t>
+            </m:r>
+          </m:sup>
+        </m:sSup>
+      </m:oMath>
+      <w:r>
+        <w:rPr>
+          <w:rFonts w:ascii="Times New Roman" w:hAnsi="Times New Roman" w:eastAsia="Times New Roman" w:cs="Times New Roman"/>
+        </w:rPr>
+        <w:t xml:space="preserve"> </w:t>
+      </w:r>
+      <w:r>
+        <w:rPr>
+          <w:rFonts w:ascii="Times New Roman" w:hAnsi="Times New Roman" w:eastAsia="Times New Roman" w:cs="Times New Roman"/>
+        </w:rPr>
+        <w:t xml:space="preserve">?</w:t>
       </w:r>
     </w:p>
     <w:p>
@@ -6279,19 +6369,29 @@
           <w:numId w:val="1005"/>
         </w:numPr>
       </w:pPr>
-      <w:r>
-        <w:rPr>
-          <w:rFonts w:ascii="Times New Roman" w:hAnsi="Times New Roman" w:eastAsia="Times New Roman" w:cs="Times New Roman"/>
-        </w:rPr>
-        <w:t>Sn</w:t>
-      </w:r>
-      <w:r>
-        <w:rPr>
-          <w:rFonts w:ascii="Times New Roman" w:hAnsi="Times New Roman" w:eastAsia="Times New Roman" w:cs="Times New Roman"/>
-          <w:vertAlign w:val="superscript"/>
-        </w:rPr>
-        <w:t>2+</w:t>
-      </w:r>
+      <m:oMath>
+        <m:r>
+          <m:t>S</m:t>
+        </m:r>
+        <m:sSup>
+          <m:e>
+            <m:r>
+              <m:t>n</m:t>
+            </m:r>
+          </m:e>
+          <m:sup>
+            <m:r>
+              <m:t>2</m:t>
+            </m:r>
+            <m:r>
+              <m:rPr>
+                <m:sty m:val="p"/>
+              </m:rPr>
+              <m:t>+</m:t>
+            </m:r>
+          </m:sup>
+        </m:sSup>
+      </m:oMath>
       <w:r>
         <w:rPr>
           <w:rFonts w:ascii="Times New Roman" w:hAnsi="Times New Roman" w:eastAsia="Times New Roman" w:cs="Times New Roman"/>
@@ -6308,15 +6408,31 @@
         <w:rPr>
           <w:rFonts w:ascii="Times New Roman" w:hAnsi="Times New Roman" w:eastAsia="Times New Roman" w:cs="Times New Roman"/>
         </w:rPr>
-        <w:t xml:space="preserve"> Fe</w:t>
-      </w:r>
-      <w:r>
-        <w:rPr>
-          <w:rFonts w:ascii="Times New Roman" w:hAnsi="Times New Roman" w:eastAsia="Times New Roman" w:cs="Times New Roman"/>
-          <w:vertAlign w:val="superscript"/>
-        </w:rPr>
-        <w:t>2+</w:t>
-      </w:r>
+        <w:t xml:space="preserve"> </w:t>
+      </w:r>
+      <m:oMath>
+        <m:r>
+          <m:t>F</m:t>
+        </m:r>
+        <m:sSup>
+          <m:e>
+            <m:r>
+              <m:t>e</m:t>
+            </m:r>
+          </m:e>
+          <m:sup>
+            <m:r>
+              <m:t>2</m:t>
+            </m:r>
+            <m:r>
+              <m:rPr>
+                <m:sty m:val="p"/>
+              </m:rPr>
+              <m:t>+</m:t>
+            </m:r>
+          </m:sup>
+        </m:sSup>
+      </m:oMath>
       <w:r>
         <w:rPr>
           <w:rFonts w:ascii="Times New Roman" w:hAnsi="Times New Roman" w:eastAsia="Times New Roman" w:cs="Times New Roman"/>
@@ -7523,19 +7639,7 @@
             <m:t>(</m:t>
           </m:r>
           <m:r>
-            <m:t>1</m:t>
-          </m:r>
-          <m:r>
-            <m:rPr>
-              <m:sty m:val="p"/>
-            </m:rPr>
-            <m:t>.</m:t>
-          </m:r>
-          <m:r>
-            <m:t>0</m:t>
-          </m:r>
-          <m:r>
-            <m:t>0</m:t>
+            <m:t>1.00</m:t>
           </m:r>
           <m:r>
             <m:rPr>
@@ -7802,21 +7906,37 @@
         <w:rPr>
           <w:rFonts w:ascii="Times New Roman" w:hAnsi="Times New Roman" w:eastAsia="Times New Roman" w:cs="Times New Roman"/>
         </w:rPr>
-        <w:t xml:space="preserve"> AgNO</w:t>
-      </w:r>
-      <w:r>
-        <w:rPr>
-          <w:rFonts w:ascii="Times New Roman" w:hAnsi="Times New Roman" w:eastAsia="Times New Roman" w:cs="Times New Roman"/>
-          <w:vertAlign w:val="subscript"/>
-        </w:rPr>
-        <w:t>3</w:t>
-      </w:r>
-      <w:r>
-        <w:rPr>
-          <w:rFonts w:ascii="Times New Roman" w:hAnsi="Times New Roman" w:eastAsia="Times New Roman" w:cs="Times New Roman"/>
-        </w:rPr>
         <w:t xml:space="preserve"> </w:t>
       </w:r>
+      <m:oMath>
+        <m:r>
+          <m:t>A</m:t>
+        </m:r>
+        <m:r>
+          <m:t>g</m:t>
+        </m:r>
+        <m:r>
+          <m:t>N</m:t>
+        </m:r>
+        <m:sSub>
+          <m:e>
+            <m:r>
+              <m:t>O</m:t>
+            </m:r>
+          </m:e>
+          <m:sub>
+            <m:r>
+              <m:t>3</m:t>
+            </m:r>
+          </m:sub>
+        </m:sSub>
+      </m:oMath>
+      <w:r>
+        <w:rPr>
+          <w:rFonts w:ascii="Times New Roman" w:hAnsi="Times New Roman" w:eastAsia="Times New Roman" w:cs="Times New Roman"/>
+        </w:rPr>
+        <w:t xml:space="preserve"> </w:t>
+      </w:r>
       <w:r>
         <w:rPr>
           <w:rFonts w:hint="eastAsia" w:ascii="Times New Roman" w:hAnsi="Times New Roman" w:eastAsia="FangSong" w:cs="Times New Roman"/>
@@ -7857,15 +7977,31 @@
         <w:rPr>
           <w:rFonts w:ascii="Times New Roman" w:hAnsi="Times New Roman" w:eastAsia="Times New Roman" w:cs="Times New Roman"/>
         </w:rPr>
-        <w:t xml:space="preserve"> CuSO</w:t>
-      </w:r>
-      <w:r>
-        <w:rPr>
-          <w:rFonts w:ascii="Times New Roman" w:hAnsi="Times New Roman" w:eastAsia="Times New Roman" w:cs="Times New Roman"/>
-          <w:vertAlign w:val="subscript"/>
-        </w:rPr>
-        <w:t>4</w:t>
-      </w:r>
+        <w:t xml:space="preserve"> </w:t>
+      </w:r>
+      <m:oMath>
+        <m:r>
+          <m:t>C</m:t>
+        </m:r>
+        <m:r>
+          <m:t>u</m:t>
+        </m:r>
+        <m:r>
+          <m:t>S</m:t>
+        </m:r>
+        <m:sSub>
+          <m:e>
+            <m:r>
+              <m:t>O</m:t>
+            </m:r>
+          </m:e>
+          <m:sub>
+            <m:r>
+              <m:t>4</m:t>
+            </m:r>
+          </m:sub>
+        </m:sSub>
+      </m:oMath>
       <w:r>
         <w:rPr>
           <w:rFonts w:ascii="Times New Roman" w:hAnsi="Times New Roman" w:eastAsia="Times New Roman" w:cs="Times New Roman"/>
@@ -32387,7 +32523,7 @@
     <ns0:name ns0:val="Verbatim Char"/>
     <ns0:basedOn ns0:val="BodyTextChar"/>
     <ns0:rPr>
-      <ns0:rFonts ns0:ascii="Times New Roman" ns0:cs="Times New Roman" ns0:eastAsia="FangSong" ns0:hAnsi="Times New Roman"/>
+      <ns0:rFonts ns0:ascii="SimSun" ns0:cs="SimSun" ns0:eastAsia="SimSun" ns0:hAnsi="SimSun"/>
       <ns0:b ns0:val="0"/>
       <ns0:sz ns0:val="20"/>
     </ns0:rPr>
@@ -32441,7 +32577,7 @@
       <w:wordWrap w:val="off"/>
     </w:pPr>
     <ns0:rPr>
-      <w:rFonts ns0:ascii="Times New Roman" ns0:hAnsi="Times New Roman" ns0:eastAsia="FangSong" ns0:cs="Times New Roman"/>
+      <w:rFonts ns0:ascii="SimSun" ns0:hAnsi="SimSun" ns0:eastAsia="SimSun" ns0:cs="SimSun"/>
     </ns0:rPr>
   </w:style>
   <w:style w:type="character" w:customStyle="1" w:styleId="KeywordTok">

--- a/00-首页/题组Word/第一轮习题集/化学原理/电化学习题集-学生版.docx
+++ b/00-首页/题组Word/第一轮习题集/化学原理/电化学习题集-学生版.docx
@@ -1432,6 +1432,21 @@
     </w:p>
     <w:p>
       <w:pPr>
+        <w:spacing w:before="0" w:after="0"/>
+      </w:pPr>
+    </w:p>
+    <w:p>
+      <w:pPr>
+        <w:spacing w:before="0" w:after="0"/>
+      </w:pPr>
+    </w:p>
+    <w:p>
+      <w:pPr>
+        <w:spacing w:before="0" w:after="0"/>
+      </w:pPr>
+    </w:p>
+    <w:p>
+      <w:pPr>
         <w:spacing w:before="160" w:after="80"/>
       </w:pPr>
       <w:r>
@@ -1843,6 +1858,21 @@
     </w:p>
     <w:p>
       <w:pPr>
+        <w:spacing w:before="0" w:after="0"/>
+      </w:pPr>
+    </w:p>
+    <w:p>
+      <w:pPr>
+        <w:spacing w:before="0" w:after="0"/>
+      </w:pPr>
+    </w:p>
+    <w:p>
+      <w:pPr>
+        <w:spacing w:before="0" w:after="0"/>
+      </w:pPr>
+    </w:p>
+    <w:p>
+      <w:pPr>
         <w:spacing w:before="160" w:after="80"/>
       </w:pPr>
       <w:r>
@@ -2132,6 +2162,21 @@
         </w:rPr>
         <w:t>2+</w:t>
       </w:r>
+    </w:p>
+    <w:p>
+      <w:pPr>
+        <w:spacing w:before="0" w:after="0"/>
+      </w:pPr>
+    </w:p>
+    <w:p>
+      <w:pPr>
+        <w:spacing w:before="0" w:after="0"/>
+      </w:pPr>
+    </w:p>
+    <w:p>
+      <w:pPr>
+        <w:spacing w:before="0" w:after="0"/>
+      </w:pPr>
     </w:p>
     <w:p>
       <w:pPr>
@@ -2788,6 +2833,21 @@
         </w:rPr>
         <w:t xml:space="preserve">​</w:t>
       </w:r>
+    </w:p>
+    <w:p>
+      <w:pPr>
+        <w:spacing w:before="0" w:after="0"/>
+      </w:pPr>
+    </w:p>
+    <w:p>
+      <w:pPr>
+        <w:spacing w:before="0" w:after="0"/>
+      </w:pPr>
+    </w:p>
+    <w:p>
+      <w:pPr>
+        <w:spacing w:before="0" w:after="0"/>
+      </w:pPr>
     </w:p>
     <w:p>
       <w:pPr>
@@ -3183,6 +3243,21 @@
     </w:p>
     <w:p>
       <w:pPr>
+        <w:spacing w:before="0" w:after="0"/>
+      </w:pPr>
+    </w:p>
+    <w:p>
+      <w:pPr>
+        <w:spacing w:before="0" w:after="0"/>
+      </w:pPr>
+    </w:p>
+    <w:p>
+      <w:pPr>
+        <w:spacing w:before="0" w:after="0"/>
+      </w:pPr>
+    </w:p>
+    <w:p>
+      <w:pPr>
         <w:spacing w:before="160" w:after="80"/>
       </w:pPr>
       <w:r>
@@ -3552,6 +3627,21 @@
     </w:p>
     <w:p>
       <w:pPr>
+        <w:spacing w:before="0" w:after="0"/>
+      </w:pPr>
+    </w:p>
+    <w:p>
+      <w:pPr>
+        <w:spacing w:before="0" w:after="0"/>
+      </w:pPr>
+    </w:p>
+    <w:p>
+      <w:pPr>
+        <w:spacing w:before="0" w:after="0"/>
+      </w:pPr>
+    </w:p>
+    <w:p>
+      <w:pPr>
         <w:spacing w:before="160" w:after="80"/>
       </w:pPr>
       <w:r>
@@ -3801,6 +3891,21 @@
     </w:p>
     <w:p>
       <w:pPr>
+        <w:spacing w:before="0" w:after="0"/>
+      </w:pPr>
+    </w:p>
+    <w:p>
+      <w:pPr>
+        <w:spacing w:before="0" w:after="0"/>
+      </w:pPr>
+    </w:p>
+    <w:p>
+      <w:pPr>
+        <w:spacing w:before="0" w:after="0"/>
+      </w:pPr>
+    </w:p>
+    <w:p>
+      <w:pPr>
         <w:spacing w:before="160" w:after="80"/>
       </w:pPr>
       <w:r>
@@ -3972,6 +4077,21 @@
         </w:rPr>
         <w:t>。</w:t>
       </w:r>
+    </w:p>
+    <w:p>
+      <w:pPr>
+        <w:spacing w:before="0" w:after="0"/>
+      </w:pPr>
+    </w:p>
+    <w:p>
+      <w:pPr>
+        <w:spacing w:before="0" w:after="0"/>
+      </w:pPr>
+    </w:p>
+    <w:p>
+      <w:pPr>
+        <w:spacing w:before="0" w:after="0"/>
+      </w:pPr>
     </w:p>
     <w:p>
       <w:pPr>
@@ -5041,6 +5161,31 @@
     </w:p>
     <w:p>
       <w:pPr>
+        <w:spacing w:before="0" w:after="0"/>
+      </w:pPr>
+    </w:p>
+    <w:p>
+      <w:pPr>
+        <w:spacing w:before="0" w:after="0"/>
+      </w:pPr>
+    </w:p>
+    <w:p>
+      <w:pPr>
+        <w:spacing w:before="0" w:after="0"/>
+      </w:pPr>
+    </w:p>
+    <w:p>
+      <w:pPr>
+        <w:spacing w:before="0" w:after="0"/>
+      </w:pPr>
+    </w:p>
+    <w:p>
+      <w:pPr>
+        <w:spacing w:before="0" w:after="0"/>
+      </w:pPr>
+    </w:p>
+    <w:p>
+      <w:pPr>
         <w:spacing w:before="160" w:after="80"/>
       </w:pPr>
       <w:r>
@@ -5701,6 +5846,21 @@
     </w:p>
     <w:p>
       <w:pPr>
+        <w:spacing w:before="0" w:after="0"/>
+      </w:pPr>
+    </w:p>
+    <w:p>
+      <w:pPr>
+        <w:spacing w:before="0" w:after="0"/>
+      </w:pPr>
+    </w:p>
+    <w:p>
+      <w:pPr>
+        <w:spacing w:before="0" w:after="0"/>
+      </w:pPr>
+    </w:p>
+    <w:p>
+      <w:pPr>
         <w:spacing w:before="160" w:after="80"/>
       </w:pPr>
       <w:r>
@@ -6451,6 +6611,31 @@
         </w:rPr>
         <w:t xml:space="preserve"> Fe?</w:t>
       </w:r>
+    </w:p>
+    <w:p>
+      <w:pPr>
+        <w:spacing w:before="0" w:after="0"/>
+      </w:pPr>
+    </w:p>
+    <w:p>
+      <w:pPr>
+        <w:spacing w:before="0" w:after="0"/>
+      </w:pPr>
+    </w:p>
+    <w:p>
+      <w:pPr>
+        <w:spacing w:before="0" w:after="0"/>
+      </w:pPr>
+    </w:p>
+    <w:p>
+      <w:pPr>
+        <w:spacing w:before="0" w:after="0"/>
+      </w:pPr>
+    </w:p>
+    <w:p>
+      <w:pPr>
+        <w:spacing w:before="0" w:after="0"/>
+      </w:pPr>
     </w:p>
     <w:p>
       <w:pPr>
@@ -7212,6 +7397,31 @@
         </w:rPr>
         <w:t xml:space="preserve">​</w:t>
       </w:r>
+    </w:p>
+    <w:p>
+      <w:pPr>
+        <w:spacing w:before="0" w:after="0"/>
+      </w:pPr>
+    </w:p>
+    <w:p>
+      <w:pPr>
+        <w:spacing w:before="0" w:after="0"/>
+      </w:pPr>
+    </w:p>
+    <w:p>
+      <w:pPr>
+        <w:spacing w:before="0" w:after="0"/>
+      </w:pPr>
+    </w:p>
+    <w:p>
+      <w:pPr>
+        <w:spacing w:before="0" w:after="0"/>
+      </w:pPr>
+    </w:p>
+    <w:p>
+      <w:pPr>
+        <w:spacing w:before="0" w:after="0"/>
+      </w:pPr>
     </w:p>
     <w:p>
       <w:pPr>
@@ -7721,6 +7931,31 @@
     </w:p>
     <w:p>
       <w:pPr>
+        <w:spacing w:before="0" w:after="0"/>
+      </w:pPr>
+    </w:p>
+    <w:p>
+      <w:pPr>
+        <w:spacing w:before="0" w:after="0"/>
+      </w:pPr>
+    </w:p>
+    <w:p>
+      <w:pPr>
+        <w:spacing w:before="0" w:after="0"/>
+      </w:pPr>
+    </w:p>
+    <w:p>
+      <w:pPr>
+        <w:spacing w:before="0" w:after="0"/>
+      </w:pPr>
+    </w:p>
+    <w:p>
+      <w:pPr>
+        <w:spacing w:before="0" w:after="0"/>
+      </w:pPr>
+    </w:p>
+    <w:p>
+      <w:pPr>
         <w:spacing w:before="160" w:after="80"/>
       </w:pPr>
       <w:r>
@@ -8195,6 +8430,31 @@
     </w:p>
     <w:p>
       <w:pPr>
+        <w:spacing w:before="0" w:after="0"/>
+      </w:pPr>
+    </w:p>
+    <w:p>
+      <w:pPr>
+        <w:spacing w:before="0" w:after="0"/>
+      </w:pPr>
+    </w:p>
+    <w:p>
+      <w:pPr>
+        <w:spacing w:before="0" w:after="0"/>
+      </w:pPr>
+    </w:p>
+    <w:p>
+      <w:pPr>
+        <w:spacing w:before="0" w:after="0"/>
+      </w:pPr>
+    </w:p>
+    <w:p>
+      <w:pPr>
+        <w:spacing w:before="0" w:after="0"/>
+      </w:pPr>
+    </w:p>
+    <w:p>
+      <w:pPr>
         <w:spacing w:before="160" w:after="80"/>
       </w:pPr>
       <w:r>
@@ -8692,6 +8952,31 @@
     </w:p>
     <w:p>
       <w:pPr>
+        <w:spacing w:before="0" w:after="0"/>
+      </w:pPr>
+    </w:p>
+    <w:p>
+      <w:pPr>
+        <w:spacing w:before="0" w:after="0"/>
+      </w:pPr>
+    </w:p>
+    <w:p>
+      <w:pPr>
+        <w:spacing w:before="0" w:after="0"/>
+      </w:pPr>
+    </w:p>
+    <w:p>
+      <w:pPr>
+        <w:spacing w:before="0" w:after="0"/>
+      </w:pPr>
+    </w:p>
+    <w:p>
+      <w:pPr>
+        <w:spacing w:before="0" w:after="0"/>
+      </w:pPr>
+    </w:p>
+    <w:p>
+      <w:pPr>
         <w:spacing w:before="160" w:after="80"/>
       </w:pPr>
       <w:r>
@@ -9044,6 +9329,21 @@
     </w:p>
     <w:p>
       <w:pPr>
+        <w:spacing w:before="0" w:after="0"/>
+      </w:pPr>
+    </w:p>
+    <w:p>
+      <w:pPr>
+        <w:spacing w:before="0" w:after="0"/>
+      </w:pPr>
+    </w:p>
+    <w:p>
+      <w:pPr>
+        <w:spacing w:before="0" w:after="0"/>
+      </w:pPr>
+    </w:p>
+    <w:p>
+      <w:pPr>
         <w:spacing w:before="160" w:after="80"/>
       </w:pPr>
       <w:r>
@@ -9319,6 +9619,21 @@
     </w:p>
     <w:p>
       <w:pPr>
+        <w:spacing w:before="0" w:after="0"/>
+      </w:pPr>
+    </w:p>
+    <w:p>
+      <w:pPr>
+        <w:spacing w:before="0" w:after="0"/>
+      </w:pPr>
+    </w:p>
+    <w:p>
+      <w:pPr>
+        <w:spacing w:before="0" w:after="0"/>
+      </w:pPr>
+    </w:p>
+    <w:p>
+      <w:pPr>
         <w:spacing w:before="160" w:after="80"/>
       </w:pPr>
       <w:r>
@@ -9605,6 +9920,21 @@
     </w:p>
     <w:p>
       <w:pPr>
+        <w:spacing w:before="0" w:after="0"/>
+      </w:pPr>
+    </w:p>
+    <w:p>
+      <w:pPr>
+        <w:spacing w:before="0" w:after="0"/>
+      </w:pPr>
+    </w:p>
+    <w:p>
+      <w:pPr>
+        <w:spacing w:before="0" w:after="0"/>
+      </w:pPr>
+    </w:p>
+    <w:p>
+      <w:pPr>
         <w:spacing w:before="160" w:after="80"/>
       </w:pPr>
       <w:r>
@@ -9798,6 +10128,21 @@
     </w:p>
     <w:p>
       <w:pPr>
+        <w:spacing w:before="0" w:after="0"/>
+      </w:pPr>
+    </w:p>
+    <w:p>
+      <w:pPr>
+        <w:spacing w:before="0" w:after="0"/>
+      </w:pPr>
+    </w:p>
+    <w:p>
+      <w:pPr>
+        <w:spacing w:before="0" w:after="0"/>
+      </w:pPr>
+    </w:p>
+    <w:p>
+      <w:pPr>
         <w:spacing w:before="160" w:after="80"/>
       </w:pPr>
       <w:r>
@@ -9974,6 +10319,21 @@
     </w:p>
     <w:p>
       <w:pPr>
+        <w:spacing w:before="0" w:after="0"/>
+      </w:pPr>
+    </w:p>
+    <w:p>
+      <w:pPr>
+        <w:spacing w:before="0" w:after="0"/>
+      </w:pPr>
+    </w:p>
+    <w:p>
+      <w:pPr>
+        <w:spacing w:before="0" w:after="0"/>
+      </w:pPr>
+    </w:p>
+    <w:p>
+      <w:pPr>
         <w:spacing w:before="160" w:after="80"/>
       </w:pPr>
       <w:r>
@@ -10163,6 +10523,21 @@
     </w:p>
     <w:p>
       <w:pPr>
+        <w:spacing w:before="0" w:after="0"/>
+      </w:pPr>
+    </w:p>
+    <w:p>
+      <w:pPr>
+        <w:spacing w:before="0" w:after="0"/>
+      </w:pPr>
+    </w:p>
+    <w:p>
+      <w:pPr>
+        <w:spacing w:before="0" w:after="0"/>
+      </w:pPr>
+    </w:p>
+    <w:p>
+      <w:pPr>
         <w:spacing w:before="160" w:after="80"/>
       </w:pPr>
       <w:r>
@@ -10389,6 +10764,21 @@
         </w:rPr>
         <w:t xml:space="preserve">。</w:t>
       </w:r>
+    </w:p>
+    <w:p>
+      <w:pPr>
+        <w:spacing w:before="0" w:after="0"/>
+      </w:pPr>
+    </w:p>
+    <w:p>
+      <w:pPr>
+        <w:spacing w:before="0" w:after="0"/>
+      </w:pPr>
+    </w:p>
+    <w:p>
+      <w:pPr>
+        <w:spacing w:before="0" w:after="0"/>
+      </w:pPr>
     </w:p>
     <w:p>
       <w:pPr>
@@ -10750,6 +11140,21 @@
         </w:rPr>
         <w:t xml:space="preserve">。</w:t>
       </w:r>
+    </w:p>
+    <w:p>
+      <w:pPr>
+        <w:spacing w:before="0" w:after="0"/>
+      </w:pPr>
+    </w:p>
+    <w:p>
+      <w:pPr>
+        <w:spacing w:before="0" w:after="0"/>
+      </w:pPr>
+    </w:p>
+    <w:p>
+      <w:pPr>
+        <w:spacing w:before="0" w:after="0"/>
+      </w:pPr>
     </w:p>
     <w:p>
       <w:pPr>
@@ -11312,6 +11717,21 @@
     </w:p>
     <w:p>
       <w:pPr>
+        <w:spacing w:before="0" w:after="0"/>
+      </w:pPr>
+    </w:p>
+    <w:p>
+      <w:pPr>
+        <w:spacing w:before="0" w:after="0"/>
+      </w:pPr>
+    </w:p>
+    <w:p>
+      <w:pPr>
+        <w:spacing w:before="0" w:after="0"/>
+      </w:pPr>
+    </w:p>
+    <w:p>
+      <w:pPr>
         <w:spacing w:before="160" w:after="80"/>
       </w:pPr>
       <w:r>
@@ -11516,6 +11936,31 @@
         </w:rPr>
         <w:t>。</w:t>
       </w:r>
+    </w:p>
+    <w:p>
+      <w:pPr>
+        <w:spacing w:before="0" w:after="0"/>
+      </w:pPr>
+    </w:p>
+    <w:p>
+      <w:pPr>
+        <w:spacing w:before="0" w:after="0"/>
+      </w:pPr>
+    </w:p>
+    <w:p>
+      <w:pPr>
+        <w:spacing w:before="0" w:after="0"/>
+      </w:pPr>
+    </w:p>
+    <w:p>
+      <w:pPr>
+        <w:spacing w:before="0" w:after="0"/>
+      </w:pPr>
+    </w:p>
+    <w:p>
+      <w:pPr>
+        <w:spacing w:before="0" w:after="0"/>
+      </w:pPr>
     </w:p>
     <w:p>
       <w:pPr>
@@ -12895,6 +13340,31 @@
     </w:p>
     <w:p>
       <w:pPr>
+        <w:spacing w:before="0" w:after="0"/>
+      </w:pPr>
+    </w:p>
+    <w:p>
+      <w:pPr>
+        <w:spacing w:before="0" w:after="0"/>
+      </w:pPr>
+    </w:p>
+    <w:p>
+      <w:pPr>
+        <w:spacing w:before="0" w:after="0"/>
+      </w:pPr>
+    </w:p>
+    <w:p>
+      <w:pPr>
+        <w:spacing w:before="0" w:after="0"/>
+      </w:pPr>
+    </w:p>
+    <w:p>
+      <w:pPr>
+        <w:spacing w:before="0" w:after="0"/>
+      </w:pPr>
+    </w:p>
+    <w:p>
+      <w:pPr>
         <w:spacing w:before="160" w:after="80"/>
       </w:pPr>
       <w:r>
@@ -13559,6 +14029,31 @@
     </w:p>
     <w:p>
       <w:pPr>
+        <w:spacing w:before="0" w:after="0"/>
+      </w:pPr>
+    </w:p>
+    <w:p>
+      <w:pPr>
+        <w:spacing w:before="0" w:after="0"/>
+      </w:pPr>
+    </w:p>
+    <w:p>
+      <w:pPr>
+        <w:spacing w:before="0" w:after="0"/>
+      </w:pPr>
+    </w:p>
+    <w:p>
+      <w:pPr>
+        <w:spacing w:before="0" w:after="0"/>
+      </w:pPr>
+    </w:p>
+    <w:p>
+      <w:pPr>
+        <w:spacing w:before="0" w:after="0"/>
+      </w:pPr>
+    </w:p>
+    <w:p>
+      <w:pPr>
         <w:spacing w:before="160" w:after="80"/>
       </w:pPr>
       <w:r>
@@ -14175,6 +14670,31 @@
         </w:rPr>
         <w:t>。</w:t>
       </w:r>
+    </w:p>
+    <w:p>
+      <w:pPr>
+        <w:spacing w:before="0" w:after="0"/>
+      </w:pPr>
+    </w:p>
+    <w:p>
+      <w:pPr>
+        <w:spacing w:before="0" w:after="0"/>
+      </w:pPr>
+    </w:p>
+    <w:p>
+      <w:pPr>
+        <w:spacing w:before="0" w:after="0"/>
+      </w:pPr>
+    </w:p>
+    <w:p>
+      <w:pPr>
+        <w:spacing w:before="0" w:after="0"/>
+      </w:pPr>
+    </w:p>
+    <w:p>
+      <w:pPr>
+        <w:spacing w:before="0" w:after="0"/>
+      </w:pPr>
     </w:p>
     <w:p>
       <w:pPr>
@@ -15510,6 +16030,31 @@
     </w:p>
     <w:p>
       <w:pPr>
+        <w:spacing w:before="0" w:after="0"/>
+      </w:pPr>
+    </w:p>
+    <w:p>
+      <w:pPr>
+        <w:spacing w:before="0" w:after="0"/>
+      </w:pPr>
+    </w:p>
+    <w:p>
+      <w:pPr>
+        <w:spacing w:before="0" w:after="0"/>
+      </w:pPr>
+    </w:p>
+    <w:p>
+      <w:pPr>
+        <w:spacing w:before="0" w:after="0"/>
+      </w:pPr>
+    </w:p>
+    <w:p>
+      <w:pPr>
+        <w:spacing w:before="0" w:after="0"/>
+      </w:pPr>
+    </w:p>
+    <w:p>
+      <w:pPr>
         <w:spacing w:before="160" w:after="80"/>
       </w:pPr>
       <w:r>
@@ -16001,6 +16546,31 @@
         </w:rPr>
         <w:t>。</w:t>
       </w:r>
+    </w:p>
+    <w:p>
+      <w:pPr>
+        <w:spacing w:before="0" w:after="0"/>
+      </w:pPr>
+    </w:p>
+    <w:p>
+      <w:pPr>
+        <w:spacing w:before="0" w:after="0"/>
+      </w:pPr>
+    </w:p>
+    <w:p>
+      <w:pPr>
+        <w:spacing w:before="0" w:after="0"/>
+      </w:pPr>
+    </w:p>
+    <w:p>
+      <w:pPr>
+        <w:spacing w:before="0" w:after="0"/>
+      </w:pPr>
+    </w:p>
+    <w:p>
+      <w:pPr>
+        <w:spacing w:before="0" w:after="0"/>
+      </w:pPr>
     </w:p>
     <w:p>
       <w:pPr>
@@ -16578,6 +17148,31 @@
         </w:rPr>
         <w:t xml:space="preserve">）。</w:t>
       </w:r>
+    </w:p>
+    <w:p>
+      <w:pPr>
+        <w:spacing w:before="0" w:after="0"/>
+      </w:pPr>
+    </w:p>
+    <w:p>
+      <w:pPr>
+        <w:spacing w:before="0" w:after="0"/>
+      </w:pPr>
+    </w:p>
+    <w:p>
+      <w:pPr>
+        <w:spacing w:before="0" w:after="0"/>
+      </w:pPr>
+    </w:p>
+    <w:p>
+      <w:pPr>
+        <w:spacing w:before="0" w:after="0"/>
+      </w:pPr>
+    </w:p>
+    <w:p>
+      <w:pPr>
+        <w:spacing w:before="0" w:after="0"/>
+      </w:pPr>
     </w:p>
     <w:p>
       <w:pPr>
@@ -17133,6 +17728,31 @@
     </w:p>
     <w:p>
       <w:pPr>
+        <w:spacing w:before="0" w:after="0"/>
+      </w:pPr>
+    </w:p>
+    <w:p>
+      <w:pPr>
+        <w:spacing w:before="0" w:after="0"/>
+      </w:pPr>
+    </w:p>
+    <w:p>
+      <w:pPr>
+        <w:spacing w:before="0" w:after="0"/>
+      </w:pPr>
+    </w:p>
+    <w:p>
+      <w:pPr>
+        <w:spacing w:before="0" w:after="0"/>
+      </w:pPr>
+    </w:p>
+    <w:p>
+      <w:pPr>
+        <w:spacing w:before="0" w:after="0"/>
+      </w:pPr>
+    </w:p>
+    <w:p>
+      <w:pPr>
         <w:spacing w:before="160" w:after="80"/>
       </w:pPr>
       <w:r>
@@ -17361,6 +17981,31 @@
         </w:rPr>
         <w:t>后电动势变化</w:t>
       </w:r>
+    </w:p>
+    <w:p>
+      <w:pPr>
+        <w:spacing w:before="0" w:after="0"/>
+      </w:pPr>
+    </w:p>
+    <w:p>
+      <w:pPr>
+        <w:spacing w:before="0" w:after="0"/>
+      </w:pPr>
+    </w:p>
+    <w:p>
+      <w:pPr>
+        <w:spacing w:before="0" w:after="0"/>
+      </w:pPr>
+    </w:p>
+    <w:p>
+      <w:pPr>
+        <w:spacing w:before="0" w:after="0"/>
+      </w:pPr>
+    </w:p>
+    <w:p>
+      <w:pPr>
+        <w:spacing w:before="0" w:after="0"/>
+      </w:pPr>
     </w:p>
     <w:p>
       <w:pPr>
@@ -17659,6 +18304,21 @@
     </w:p>
     <w:p>
       <w:pPr>
+        <w:spacing w:before="0" w:after="0"/>
+      </w:pPr>
+    </w:p>
+    <w:p>
+      <w:pPr>
+        <w:spacing w:before="0" w:after="0"/>
+      </w:pPr>
+    </w:p>
+    <w:p>
+      <w:pPr>
+        <w:spacing w:before="0" w:after="0"/>
+      </w:pPr>
+    </w:p>
+    <w:p>
+      <w:pPr>
         <w:spacing w:before="160" w:after="80"/>
       </w:pPr>
       <w:r>
@@ -17928,6 +18588,31 @@
     </w:p>
     <w:p>
       <w:pPr>
+        <w:spacing w:before="0" w:after="0"/>
+      </w:pPr>
+    </w:p>
+    <w:p>
+      <w:pPr>
+        <w:spacing w:before="0" w:after="0"/>
+      </w:pPr>
+    </w:p>
+    <w:p>
+      <w:pPr>
+        <w:spacing w:before="0" w:after="0"/>
+      </w:pPr>
+    </w:p>
+    <w:p>
+      <w:pPr>
+        <w:spacing w:before="0" w:after="0"/>
+      </w:pPr>
+    </w:p>
+    <w:p>
+      <w:pPr>
+        <w:spacing w:before="0" w:after="0"/>
+      </w:pPr>
+    </w:p>
+    <w:p>
+      <w:pPr>
         <w:spacing w:before="160" w:after="80"/>
       </w:pPr>
       <w:r>
@@ -18167,6 +18852,21 @@
     </w:p>
     <w:p>
       <w:pPr>
+        <w:spacing w:before="0" w:after="0"/>
+      </w:pPr>
+    </w:p>
+    <w:p>
+      <w:pPr>
+        <w:spacing w:before="0" w:after="0"/>
+      </w:pPr>
+    </w:p>
+    <w:p>
+      <w:pPr>
+        <w:spacing w:before="0" w:after="0"/>
+      </w:pPr>
+    </w:p>
+    <w:p>
+      <w:pPr>
         <w:spacing w:before="160" w:after="80"/>
       </w:pPr>
       <w:r>
@@ -18296,6 +18996,21 @@
         </w:rPr>
         <w:t>。</w:t>
       </w:r>
+    </w:p>
+    <w:p>
+      <w:pPr>
+        <w:spacing w:before="0" w:after="0"/>
+      </w:pPr>
+    </w:p>
+    <w:p>
+      <w:pPr>
+        <w:spacing w:before="0" w:after="0"/>
+      </w:pPr>
+    </w:p>
+    <w:p>
+      <w:pPr>
+        <w:spacing w:before="0" w:after="0"/>
+      </w:pPr>
     </w:p>
     <w:p>
       <w:pPr>
@@ -18586,6 +19301,21 @@
         </w:rPr>
         <w:t xml:space="preserve">硫酸消耗量</w:t>
       </w:r>
+    </w:p>
+    <w:p>
+      <w:pPr>
+        <w:spacing w:before="0" w:after="0"/>
+      </w:pPr>
+    </w:p>
+    <w:p>
+      <w:pPr>
+        <w:spacing w:before="0" w:after="0"/>
+      </w:pPr>
+    </w:p>
+    <w:p>
+      <w:pPr>
+        <w:spacing w:before="0" w:after="0"/>
+      </w:pPr>
     </w:p>
     <w:p>
       <w:pPr>
@@ -19418,6 +20148,21 @@
     </w:p>
     <w:p>
       <w:pPr>
+        <w:spacing w:before="0" w:after="0"/>
+      </w:pPr>
+    </w:p>
+    <w:p>
+      <w:pPr>
+        <w:spacing w:before="0" w:after="0"/>
+      </w:pPr>
+    </w:p>
+    <w:p>
+      <w:pPr>
+        <w:spacing w:before="0" w:after="0"/>
+      </w:pPr>
+    </w:p>
+    <w:p>
+      <w:pPr>
         <w:spacing w:before="160" w:after="80"/>
       </w:pPr>
       <w:r>
@@ -19733,6 +20478,31 @@
         </w:rPr>
         <w:t>。</w:t>
       </w:r>
+    </w:p>
+    <w:p>
+      <w:pPr>
+        <w:spacing w:before="0" w:after="0"/>
+      </w:pPr>
+    </w:p>
+    <w:p>
+      <w:pPr>
+        <w:spacing w:before="0" w:after="0"/>
+      </w:pPr>
+    </w:p>
+    <w:p>
+      <w:pPr>
+        <w:spacing w:before="0" w:after="0"/>
+      </w:pPr>
+    </w:p>
+    <w:p>
+      <w:pPr>
+        <w:spacing w:before="0" w:after="0"/>
+      </w:pPr>
+    </w:p>
+    <w:p>
+      <w:pPr>
+        <w:spacing w:before="0" w:after="0"/>
+      </w:pPr>
     </w:p>
     <w:p>
       <w:pPr>
@@ -20646,6 +21416,31 @@
     </w:p>
     <w:p>
       <w:pPr>
+        <w:spacing w:before="0" w:after="0"/>
+      </w:pPr>
+    </w:p>
+    <w:p>
+      <w:pPr>
+        <w:spacing w:before="0" w:after="0"/>
+      </w:pPr>
+    </w:p>
+    <w:p>
+      <w:pPr>
+        <w:spacing w:before="0" w:after="0"/>
+      </w:pPr>
+    </w:p>
+    <w:p>
+      <w:pPr>
+        <w:spacing w:before="0" w:after="0"/>
+      </w:pPr>
+    </w:p>
+    <w:p>
+      <w:pPr>
+        <w:spacing w:before="0" w:after="0"/>
+      </w:pPr>
+    </w:p>
+    <w:p>
+      <w:pPr>
         <w:spacing w:before="160" w:after="80"/>
       </w:pPr>
       <w:r>
@@ -21000,6 +21795,31 @@
         </w:rPr>
         <w:t>。</w:t>
       </w:r>
+    </w:p>
+    <w:p>
+      <w:pPr>
+        <w:spacing w:before="0" w:after="0"/>
+      </w:pPr>
+    </w:p>
+    <w:p>
+      <w:pPr>
+        <w:spacing w:before="0" w:after="0"/>
+      </w:pPr>
+    </w:p>
+    <w:p>
+      <w:pPr>
+        <w:spacing w:before="0" w:after="0"/>
+      </w:pPr>
+    </w:p>
+    <w:p>
+      <w:pPr>
+        <w:spacing w:before="0" w:after="0"/>
+      </w:pPr>
+    </w:p>
+    <w:p>
+      <w:pPr>
+        <w:spacing w:before="0" w:after="0"/>
+      </w:pPr>
     </w:p>
     <w:p>
       <w:pPr>
@@ -21357,6 +22177,21 @@
     </w:p>
     <w:p>
       <w:pPr>
+        <w:spacing w:before="0" w:after="0"/>
+      </w:pPr>
+    </w:p>
+    <w:p>
+      <w:pPr>
+        <w:spacing w:before="0" w:after="0"/>
+      </w:pPr>
+    </w:p>
+    <w:p>
+      <w:pPr>
+        <w:spacing w:before="0" w:after="0"/>
+      </w:pPr>
+    </w:p>
+    <w:p>
+      <w:pPr>
         <w:spacing w:before="160" w:after="80"/>
       </w:pPr>
       <w:r>
@@ -21749,6 +22584,31 @@
     </w:p>
     <w:p>
       <w:pPr>
+        <w:spacing w:before="0" w:after="0"/>
+      </w:pPr>
+    </w:p>
+    <w:p>
+      <w:pPr>
+        <w:spacing w:before="0" w:after="0"/>
+      </w:pPr>
+    </w:p>
+    <w:p>
+      <w:pPr>
+        <w:spacing w:before="0" w:after="0"/>
+      </w:pPr>
+    </w:p>
+    <w:p>
+      <w:pPr>
+        <w:spacing w:before="0" w:after="0"/>
+      </w:pPr>
+    </w:p>
+    <w:p>
+      <w:pPr>
+        <w:spacing w:before="0" w:after="0"/>
+      </w:pPr>
+    </w:p>
+    <w:p>
+      <w:pPr>
         <w:spacing w:before="160" w:after="80"/>
       </w:pPr>
       <w:r>
@@ -21965,6 +22825,31 @@
         </w:rPr>
         <w:t>。</w:t>
       </w:r>
+    </w:p>
+    <w:p>
+      <w:pPr>
+        <w:spacing w:before="0" w:after="0"/>
+      </w:pPr>
+    </w:p>
+    <w:p>
+      <w:pPr>
+        <w:spacing w:before="0" w:after="0"/>
+      </w:pPr>
+    </w:p>
+    <w:p>
+      <w:pPr>
+        <w:spacing w:before="0" w:after="0"/>
+      </w:pPr>
+    </w:p>
+    <w:p>
+      <w:pPr>
+        <w:spacing w:before="0" w:after="0"/>
+      </w:pPr>
+    </w:p>
+    <w:p>
+      <w:pPr>
+        <w:spacing w:before="0" w:after="0"/>
+      </w:pPr>
     </w:p>
     <w:p>
       <w:pPr>
@@ -23033,6 +23918,46 @@
     </w:p>
     <w:p>
       <w:pPr>
+        <w:spacing w:before="0" w:after="0"/>
+      </w:pPr>
+    </w:p>
+    <w:p>
+      <w:pPr>
+        <w:spacing w:before="0" w:after="0"/>
+      </w:pPr>
+    </w:p>
+    <w:p>
+      <w:pPr>
+        <w:spacing w:before="0" w:after="0"/>
+      </w:pPr>
+    </w:p>
+    <w:p>
+      <w:pPr>
+        <w:spacing w:before="0" w:after="0"/>
+      </w:pPr>
+    </w:p>
+    <w:p>
+      <w:pPr>
+        <w:spacing w:before="0" w:after="0"/>
+      </w:pPr>
+    </w:p>
+    <w:p>
+      <w:pPr>
+        <w:spacing w:before="0" w:after="0"/>
+      </w:pPr>
+    </w:p>
+    <w:p>
+      <w:pPr>
+        <w:spacing w:before="0" w:after="0"/>
+      </w:pPr>
+    </w:p>
+    <w:p>
+      <w:pPr>
+        <w:spacing w:before="0" w:after="0"/>
+      </w:pPr>
+    </w:p>
+    <w:p>
+      <w:pPr>
         <w:spacing w:before="160" w:after="80"/>
       </w:pPr>
       <w:r>
@@ -23733,6 +24658,21 @@
         </w:rPr>
         <w:t xml:space="preserve">​</w:t>
       </w:r>
+    </w:p>
+    <w:p>
+      <w:pPr>
+        <w:spacing w:before="0" w:after="0"/>
+      </w:pPr>
+    </w:p>
+    <w:p>
+      <w:pPr>
+        <w:spacing w:before="0" w:after="0"/>
+      </w:pPr>
+    </w:p>
+    <w:p>
+      <w:pPr>
+        <w:spacing w:before="0" w:after="0"/>
+      </w:pPr>
     </w:p>
     <w:p>
       <w:pPr>
@@ -24827,6 +25767,31 @@
     </w:p>
     <w:p>
       <w:pPr>
+        <w:spacing w:before="0" w:after="0"/>
+      </w:pPr>
+    </w:p>
+    <w:p>
+      <w:pPr>
+        <w:spacing w:before="0" w:after="0"/>
+      </w:pPr>
+    </w:p>
+    <w:p>
+      <w:pPr>
+        <w:spacing w:before="0" w:after="0"/>
+      </w:pPr>
+    </w:p>
+    <w:p>
+      <w:pPr>
+        <w:spacing w:before="0" w:after="0"/>
+      </w:pPr>
+    </w:p>
+    <w:p>
+      <w:pPr>
+        <w:spacing w:before="0" w:after="0"/>
+      </w:pPr>
+    </w:p>
+    <w:p>
+      <w:pPr>
         <w:spacing w:before="160" w:after="80"/>
       </w:pPr>
       <w:r>
@@ -26135,6 +27100,31 @@
         </w:rPr>
         <w:t>？</w:t>
       </w:r>
+    </w:p>
+    <w:p>
+      <w:pPr>
+        <w:spacing w:before="0" w:after="0"/>
+      </w:pPr>
+    </w:p>
+    <w:p>
+      <w:pPr>
+        <w:spacing w:before="0" w:after="0"/>
+      </w:pPr>
+    </w:p>
+    <w:p>
+      <w:pPr>
+        <w:spacing w:before="0" w:after="0"/>
+      </w:pPr>
+    </w:p>
+    <w:p>
+      <w:pPr>
+        <w:spacing w:before="0" w:after="0"/>
+      </w:pPr>
+    </w:p>
+    <w:p>
+      <w:pPr>
+        <w:spacing w:before="0" w:after="0"/>
+      </w:pPr>
     </w:p>
     <w:p>
       <w:pPr>
@@ -26940,6 +27930,21 @@
     </w:p>
     <w:p>
       <w:pPr>
+        <w:spacing w:before="0" w:after="0"/>
+      </w:pPr>
+    </w:p>
+    <w:p>
+      <w:pPr>
+        <w:spacing w:before="0" w:after="0"/>
+      </w:pPr>
+    </w:p>
+    <w:p>
+      <w:pPr>
+        <w:spacing w:before="0" w:after="0"/>
+      </w:pPr>
+    </w:p>
+    <w:p>
+      <w:pPr>
         <w:spacing w:before="160" w:after="80"/>
       </w:pPr>
       <w:r>
@@ -27920,6 +28925,31 @@
     </w:p>
     <w:p>
       <w:pPr>
+        <w:spacing w:before="0" w:after="0"/>
+      </w:pPr>
+    </w:p>
+    <w:p>
+      <w:pPr>
+        <w:spacing w:before="0" w:after="0"/>
+      </w:pPr>
+    </w:p>
+    <w:p>
+      <w:pPr>
+        <w:spacing w:before="0" w:after="0"/>
+      </w:pPr>
+    </w:p>
+    <w:p>
+      <w:pPr>
+        <w:spacing w:before="0" w:after="0"/>
+      </w:pPr>
+    </w:p>
+    <w:p>
+      <w:pPr>
+        <w:spacing w:before="0" w:after="0"/>
+      </w:pPr>
+    </w:p>
+    <w:p>
+      <w:pPr>
         <w:spacing w:before="160" w:after="80"/>
       </w:pPr>
       <w:r>
@@ -28919,6 +29949,31 @@
     </w:p>
     <w:p>
       <w:pPr>
+        <w:spacing w:before="0" w:after="0"/>
+      </w:pPr>
+    </w:p>
+    <w:p>
+      <w:pPr>
+        <w:spacing w:before="0" w:after="0"/>
+      </w:pPr>
+    </w:p>
+    <w:p>
+      <w:pPr>
+        <w:spacing w:before="0" w:after="0"/>
+      </w:pPr>
+    </w:p>
+    <w:p>
+      <w:pPr>
+        <w:spacing w:before="0" w:after="0"/>
+      </w:pPr>
+    </w:p>
+    <w:p>
+      <w:pPr>
+        <w:spacing w:before="0" w:after="0"/>
+      </w:pPr>
+    </w:p>
+    <w:p>
+      <w:pPr>
         <w:spacing w:before="160" w:after="80"/>
       </w:pPr>
       <w:r>
@@ -29565,6 +30620,21 @@
     </w:p>
     <w:p>
       <w:pPr>
+        <w:spacing w:before="0" w:after="0"/>
+      </w:pPr>
+    </w:p>
+    <w:p>
+      <w:pPr>
+        <w:spacing w:before="0" w:after="0"/>
+      </w:pPr>
+    </w:p>
+    <w:p>
+      <w:pPr>
+        <w:spacing w:before="0" w:after="0"/>
+      </w:pPr>
+    </w:p>
+    <w:p>
+      <w:pPr>
         <w:spacing w:before="160" w:after="80"/>
       </w:pPr>
       <w:r>
@@ -29982,6 +31052,31 @@
         </w:rPr>
         <w:t xml:space="preserve">。</w:t>
       </w:r>
+    </w:p>
+    <w:p>
+      <w:pPr>
+        <w:spacing w:before="0" w:after="0"/>
+      </w:pPr>
+    </w:p>
+    <w:p>
+      <w:pPr>
+        <w:spacing w:before="0" w:after="0"/>
+      </w:pPr>
+    </w:p>
+    <w:p>
+      <w:pPr>
+        <w:spacing w:before="0" w:after="0"/>
+      </w:pPr>
+    </w:p>
+    <w:p>
+      <w:pPr>
+        <w:spacing w:before="0" w:after="0"/>
+      </w:pPr>
+    </w:p>
+    <w:p>
+      <w:pPr>
+        <w:spacing w:before="0" w:after="0"/>
+      </w:pPr>
     </w:p>
     <w:p>
       <w:pPr>
@@ -30667,6 +31762,31 @@
         </w:rPr>
         <w:t xml:space="preserve">。</w:t>
       </w:r>
+    </w:p>
+    <w:p>
+      <w:pPr>
+        <w:spacing w:before="0" w:after="0"/>
+      </w:pPr>
+    </w:p>
+    <w:p>
+      <w:pPr>
+        <w:spacing w:before="0" w:after="0"/>
+      </w:pPr>
+    </w:p>
+    <w:p>
+      <w:pPr>
+        <w:spacing w:before="0" w:after="0"/>
+      </w:pPr>
+    </w:p>
+    <w:p>
+      <w:pPr>
+        <w:spacing w:before="0" w:after="0"/>
+      </w:pPr>
+    </w:p>
+    <w:p>
+      <w:pPr>
+        <w:spacing w:before="0" w:after="0"/>
+      </w:pPr>
     </w:p>
     <w:p>
       <w:pPr>

--- a/00-首页/题组Word/第一轮习题集/化学原理/电化学习题集-学生版.docx
+++ b/00-首页/题组Word/第一轮习题集/化学原理/电化学习题集-学生版.docx
@@ -8628,7 +8628,7 @@
           </m:e>
           <m:sup>
             <m:r>
-              <m:t>​</m:t>
+              <m:t xml:space="preserve"> </m:t>
             </m:r>
           </m:sup>
         </m:sSup>
@@ -8683,7 +8683,7 @@
         <m:sSup>
           <m:e>
             <m:r>
-              <m:t>​</m:t>
+              <m:t xml:space="preserve"> </m:t>
             </m:r>
           </m:e>
           <m:sup>
@@ -8747,7 +8747,7 @@
         <m:sSup>
           <m:e>
             <m:r>
-              <m:t>​</m:t>
+              <m:t xml:space="preserve"> </m:t>
             </m:r>
           </m:e>
           <m:sup>
@@ -8810,7 +8810,7 @@
         <m:sSup>
           <m:e>
             <m:r>
-              <m:t>​</m:t>
+              <m:t xml:space="preserve"> </m:t>
             </m:r>
           </m:e>
           <m:sup>
@@ -8859,7 +8859,7 @@
         <m:sSup>
           <m:e>
             <m:r>
-              <m:t>​</m:t>
+              <m:t xml:space="preserve"> </m:t>
             </m:r>
           </m:e>
           <m:sup>
@@ -9112,7 +9112,7 @@
         <m:sSub>
           <m:e>
             <m:r>
-              <m:t>​</m:t>
+              <m:t xml:space="preserve"> </m:t>
             </m:r>
           </m:e>
           <m:sub>
@@ -9159,7 +9159,7 @@
         <m:sSup>
           <m:e>
             <m:r>
-              <m:t>​</m:t>
+              <m:t xml:space="preserve"> </m:t>
             </m:r>
           </m:e>
           <m:sup>
@@ -9205,7 +9205,7 @@
         <m:sSup>
           <m:e>
             <m:r>
-              <m:t>​</m:t>
+              <m:t xml:space="preserve"> </m:t>
             </m:r>
           </m:e>
           <m:sup>
@@ -20298,7 +20298,7 @@
         <m:sSup>
           <m:e>
             <m:r>
-              <m:t>​</m:t>
+              <m:t xml:space="preserve"> </m:t>
             </m:r>
           </m:e>
           <m:sup>
@@ -20356,7 +20356,7 @@
         <m:sSup>
           <m:e>
             <m:r>
-              <m:t>​</m:t>
+              <m:t xml:space="preserve"> </m:t>
             </m:r>
           </m:e>
           <m:sup>

--- a/00-首页/题组Word/第一轮习题集/化学原理/电化学习题集-学生版.docx
+++ b/00-首页/题组Word/第一轮习题集/化学原理/电化学习题集-学生版.docx
@@ -68,6 +68,14 @@
         <w:tblStyle w:val="Table"/>
         <w:tblW w:type="pct" w:w="5000"/>
         <w:tblLayout w:type="fixed"/>
+        <w:tblBorders>
+          <w:top w:val="single" w:sz="12" w:space="0" w:color="000000"/>
+          <w:left w:val="none" w:sz="0" w:space="0" w:color="auto"/>
+          <w:bottom w:val="single" w:sz="12" w:space="0" w:color="000000"/>
+          <w:right w:val="none" w:sz="0" w:space="0" w:color="auto"/>
+          <w:insideH w:val="none" w:sz="0" w:space="0" w:color="auto"/>
+          <w:insideV w:val="none" w:sz="0" w:space="0" w:color="auto"/>
+        </w:tblBorders>
         <w:tblLook w:firstRow="1" w:lastRow="0" w:firstColumn="0" w:lastColumn="0" w:noHBand="0" w:noVBand="0" w:val="0020"/>
       </w:tblPr>
       <w:tblGrid>
@@ -81,7 +89,11 @@
           <w:tblHeader w:val="on"/>
         </w:trPr>
         <w:tc>
-          <w:tcPr/>
+          <w:tcPr>
+            <w:tcBorders>
+              <w:bottom w:val="single" w:sz="8" w:space="0" w:color="000000"/>
+            </w:tcBorders>
+          </w:tcPr>
           <w:p>
             <w:pPr>
               <w:pStyle w:val="Compact"/>
@@ -97,7 +109,11 @@
           </w:p>
         </w:tc>
         <w:tc>
-          <w:tcPr/>
+          <w:tcPr>
+            <w:tcBorders>
+              <w:bottom w:val="single" w:sz="8" w:space="0" w:color="000000"/>
+            </w:tcBorders>
+          </w:tcPr>
           <w:p>
             <w:pPr>
               <w:pStyle w:val="Compact"/>
@@ -113,7 +129,11 @@
           </w:p>
         </w:tc>
         <w:tc>
-          <w:tcPr/>
+          <w:tcPr>
+            <w:tcBorders>
+              <w:bottom w:val="single" w:sz="8" w:space="0" w:color="000000"/>
+            </w:tcBorders>
+          </w:tcPr>
           <w:p>
             <w:pPr>
               <w:pStyle w:val="Compact"/>
@@ -129,7 +149,11 @@
           </w:p>
         </w:tc>
         <w:tc>
-          <w:tcPr/>
+          <w:tcPr>
+            <w:tcBorders>
+              <w:bottom w:val="single" w:sz="8" w:space="0" w:color="000000"/>
+            </w:tcBorders>
+          </w:tcPr>
           <w:p>
             <w:pPr>
               <w:pStyle w:val="Compact"/>
@@ -23219,6 +23243,14 @@
         <w:tblStyle w:val="Table"/>
         <w:tblW w:type="pct" w:w="5000"/>
         <w:tblLayout w:type="fixed"/>
+        <w:tblBorders>
+          <w:top w:val="single" w:sz="12" w:space="0" w:color="000000"/>
+          <w:left w:val="none" w:sz="0" w:space="0" w:color="auto"/>
+          <w:bottom w:val="single" w:sz="12" w:space="0" w:color="000000"/>
+          <w:right w:val="none" w:sz="0" w:space="0" w:color="auto"/>
+          <w:insideH w:val="none" w:sz="0" w:space="0" w:color="auto"/>
+          <w:insideV w:val="none" w:sz="0" w:space="0" w:color="auto"/>
+        </w:tblBorders>
         <w:tblLook w:firstRow="1" w:lastRow="0" w:firstColumn="0" w:lastColumn="0" w:noHBand="0" w:noVBand="0" w:val="0020"/>
       </w:tblPr>
       <w:tblGrid>
@@ -23234,7 +23266,11 @@
           <w:tblHeader w:val="on"/>
         </w:trPr>
         <w:tc>
-          <w:tcPr/>
+          <w:tcPr>
+            <w:tcBorders>
+              <w:bottom w:val="single" w:sz="8" w:space="0" w:color="000000"/>
+            </w:tcBorders>
+          </w:tcPr>
           <w:p>
             <w:pPr>
               <w:pStyle w:val="Compact"/>
@@ -23250,7 +23286,11 @@
           </w:p>
         </w:tc>
         <w:tc>
-          <w:tcPr/>
+          <w:tcPr>
+            <w:tcBorders>
+              <w:bottom w:val="single" w:sz="8" w:space="0" w:color="000000"/>
+            </w:tcBorders>
+          </w:tcPr>
           <w:p>
             <w:pPr>
               <w:pStyle w:val="Compact"/>
@@ -23292,7 +23332,11 @@
           </w:p>
         </w:tc>
         <w:tc>
-          <w:tcPr/>
+          <w:tcPr>
+            <w:tcBorders>
+              <w:bottom w:val="single" w:sz="8" w:space="0" w:color="000000"/>
+            </w:tcBorders>
+          </w:tcPr>
           <w:p>
             <w:pPr>
               <w:pStyle w:val="Compact"/>
@@ -23346,7 +23390,11 @@
           </w:p>
         </w:tc>
         <w:tc>
-          <w:tcPr/>
+          <w:tcPr>
+            <w:tcBorders>
+              <w:bottom w:val="single" w:sz="8" w:space="0" w:color="000000"/>
+            </w:tcBorders>
+          </w:tcPr>
           <w:p>
             <w:pPr>
               <w:pStyle w:val="Compact"/>
@@ -23394,7 +23442,11 @@
           </w:p>
         </w:tc>
         <w:tc>
-          <w:tcPr/>
+          <w:tcPr>
+            <w:tcBorders>
+              <w:bottom w:val="single" w:sz="8" w:space="0" w:color="000000"/>
+            </w:tcBorders>
+          </w:tcPr>
           <w:p>
             <w:pPr>
               <w:pStyle w:val="Compact"/>
@@ -23430,7 +23482,11 @@
           </w:p>
         </w:tc>
         <w:tc>
-          <w:tcPr/>
+          <w:tcPr>
+            <w:tcBorders>
+              <w:bottom w:val="single" w:sz="8" w:space="0" w:color="000000"/>
+            </w:tcBorders>
+          </w:tcPr>
           <w:p>
             <w:pPr>
               <w:pStyle w:val="Compact"/>
@@ -33040,7 +33096,7 @@
     <ns0:rPr>
       <ns0:rFonts ns0:ascii="Times New Roman" ns0:cs="Times New Roman" ns0:eastAsia="SimHei" ns0:hAnsi="Times New Roman"/>
       <ns0:b/>
-      <ns0:color ns0:val="17324D"/>
+      <ns0:color ns0:val="000000"/>
       <ns0:sz ns0:val="44"/>
       <ns0:szCs ns0:val="56"/>
     </ns0:rPr>
@@ -33182,7 +33238,7 @@
     <ns0:rPr>
       <ns0:rFonts ns0:ascii="Times New Roman" ns0:cs="Times New Roman" ns0:eastAsia="SimHei" ns0:hAnsi="Times New Roman"/>
       <ns0:b/>
-      <ns0:color ns0:val="17324D"/>
+      <ns0:color ns0:val="000000"/>
       <ns0:sz ns0:val="32"/>
       <ns0:szCs ns0:val="40"/>
     </ns0:rPr>
@@ -33206,7 +33262,7 @@
     <ns0:rPr>
       <ns0:rFonts ns0:ascii="Times New Roman" ns0:cs="Times New Roman" ns0:eastAsia="SimHei" ns0:hAnsi="Times New Roman"/>
       <ns0:b/>
-      <ns0:color ns0:val="17324D"/>
+      <ns0:color ns0:val="000000"/>
       <ns0:sz ns0:val="28"/>
       <ns0:szCs ns0:val="32"/>
     </ns0:rPr>
@@ -33230,7 +33286,7 @@
     <ns0:rPr>
       <ns0:rFonts ns0:ascii="Times New Roman" ns0:cs="Times New Roman" ns0:eastAsia="SimHei" ns0:hAnsi="Times New Roman"/>
       <ns0:b/>
-      <ns0:color ns0:val="17324D"/>
+      <ns0:color ns0:val="000000"/>
       <ns0:sz ns0:val="25"/>
       <ns0:szCs ns0:val="28"/>
     </ns0:rPr>
